--- a/보고서/6조_중간보고서.docx
+++ b/보고서/6조_중간보고서.docx
@@ -326,33 +326,10 @@
       </w:pPr>
       <w:r>
         <w:rPr>
-          <w:b/>
           <w:sz w:val="20"/>
           <w:szCs w:val="20"/>
         </w:rPr>
-        <w:t xml:space="preserve">jetson-inference</w:t>
-      </w:r>
-      <w:r>
-        <w:rPr>
-          <w:sz w:val="20"/>
-          <w:szCs w:val="20"/>
-        </w:rPr>
-        <w:t xml:space="preserve">(github.com/dusty-nv/jetson-inference)는 NVIDIA가 제공하는 Jetson용 딥러닝 추론 라이브러리이자 튜토리얼("Hello AI World")이다. 사전학습된 비전 모델을 </w:t>
-      </w:r>
-      <w:r>
-        <w:rPr>
-          <w:b/>
-          <w:sz w:val="20"/>
-          <w:szCs w:val="20"/>
-        </w:rPr>
-        <w:t xml:space="preserve">TensorRT</w:t>
-      </w:r>
-      <w:r>
-        <w:rPr>
-          <w:sz w:val="20"/>
-          <w:szCs w:val="20"/>
-        </w:rPr>
-        <w:t xml:space="preserve">로 최적화(층 결합, FP16 정밀도 등)하여 Jetson의 GPU에서 실시간으로 실행하며, C++과 Python API를 모두 제공한다. 처음 실행할 때 해당 GPU에 맞는 TensorRT 엔진을 생성하므로 시간이 걸리고, 이후에는 저장된 엔진을 사용해 빠르게 실행된다.</w:t>
+        <w:t xml:space="preserve">jetson-inference는 NVIDIA에서 제공하는 Jetson용 딥러닝 추론 라이브러리로, "Hello AI World"라는 튜토리얼 형태로 공개되어 있다. 사전학습된 비전 모델을 TensorRT로 최적화해서 Jetson GPU에서 실시간으로 돌릴 수 있게 해 주며, C++과 Python API를 모두 지원한다. 모델을 처음 실행할 때 해당 GPU에 맞는 TensorRT 엔진을 만들기 때문에 시간이 조금 걸리고, 그 다음부터는 저장된 엔진을 불러와서 바로 실행된다.</w:t>
       </w:r>
     </w:p>
     <w:p>
@@ -516,7 +493,7 @@
                 <w:sz w:val="17"/>
                 <w:szCs w:val="17"/>
               </w:rPr>
-              <w:t xml:space="preserve">ResNet-18/50/101/152, GoogleNet, VGG, Inception-v4 → 이미지 전체의 종류와 확신도</w:t>
+              <w:t xml:space="preserve">ResNet-18/50/101/152, GoogleNet, VGG, Inception-v4 / 이미지 전체의 종류와 확신도</w:t>
             </w:r>
           </w:p>
         </w:tc>
@@ -536,7 +513,6 @@
             </w:pPr>
             <w:r>
               <w:rPr>
-                <w:b/>
                 <w:sz w:val="17"/>
                 <w:szCs w:val="17"/>
               </w:rPr>
@@ -576,7 +552,7 @@
                 <w:sz w:val="17"/>
                 <w:szCs w:val="17"/>
               </w:rPr>
-              <w:t xml:space="preserve">SSD-Mobilenet-v2(COCO 91종), PeopleNet, FaceDetect, DashCamNet 등 → 물체별 bounding box, 종류, 확신도</w:t>
+              <w:t xml:space="preserve">SSD-Mobilenet-v2(COCO 91종), PeopleNet, FaceDetect, DashCamNet 등 / 물체별 bounding box, 종류, 확신도</w:t>
             </w:r>
           </w:p>
         </w:tc>
@@ -635,7 +611,7 @@
                 <w:sz w:val="17"/>
                 <w:szCs w:val="17"/>
               </w:rPr>
-              <w:t xml:space="preserve">FCN-ResNet18(Cityscapes, Pascal VOC, SUN RGB-D 등) → 픽셀 단위 클래스</w:t>
+              <w:t xml:space="preserve">FCN-ResNet18(Cityscapes, Pascal VOC, SUN RGB-D 등) / 픽셀 단위 클래스</w:t>
             </w:r>
           </w:p>
         </w:tc>
@@ -694,7 +670,7 @@
                 <w:sz w:val="17"/>
                 <w:szCs w:val="17"/>
               </w:rPr>
-              <w:t xml:space="preserve">ResNet18/DenseNet121 → 몸 18개, 손 21개 관절(keypoint) 좌표</w:t>
+              <w:t xml:space="preserve">ResNet18, DenseNet121 / 몸 18개, 손 21개 관절 좌표</w:t>
             </w:r>
           </w:p>
         </w:tc>
@@ -753,7 +729,7 @@
                 <w:sz w:val="17"/>
                 <w:szCs w:val="17"/>
               </w:rPr>
-              <w:t xml:space="preserve">ResNet18/34(Kinetics) → 연속 프레임의 행동 종류</w:t>
+              <w:t xml:space="preserve">ResNet18/34(Kinetics) / 연속 프레임의 행동 종류</w:t>
             </w:r>
           </w:p>
         </w:tc>
@@ -812,7 +788,7 @@
                 <w:sz w:val="17"/>
                 <w:szCs w:val="17"/>
               </w:rPr>
-              <w:t xml:space="preserve">전경(사람·물체)만 남기고 배경 제거</w:t>
+              <w:t xml:space="preserve">사람이나 물체만 남기고 배경 제거</w:t>
             </w:r>
           </w:p>
         </w:tc>
@@ -871,7 +847,7 @@
                 <w:sz w:val="17"/>
                 <w:szCs w:val="17"/>
               </w:rPr>
-              <w:t xml:space="preserve">카메라 한 대 영상으로 픽셀별 상대 깊이 지도</w:t>
+              <w:t xml:space="preserve">카메라 한 대 영상으로 픽셀별 상대 깊이</w:t>
             </w:r>
           </w:p>
         </w:tc>
@@ -891,37 +867,7 @@
           <w:sz w:val="20"/>
           <w:szCs w:val="20"/>
         </w:rPr>
-        <w:t xml:space="preserve">함께 제공되는 </w:t>
-      </w:r>
-      <w:r>
-        <w:rPr>
-          <w:b/>
-          <w:sz w:val="20"/>
-          <w:szCs w:val="20"/>
-        </w:rPr>
-        <w:t xml:space="preserve">jetson-utils</w:t>
-      </w:r>
-      <w:r>
-        <w:rPr>
-          <w:sz w:val="20"/>
-          <w:szCs w:val="20"/>
-        </w:rPr>
-        <w:t xml:space="preserve">는 카메라·영상 입출력(videoSource/videoOutput: V4L2 USB 카메라, CSI 카메라, 동영상 파일, RTSP, WebRTC, 화면 출력)과 CUDA 이미지 처리(자르기, 크기 변환, 글자 오버레이 등)를 GPU 메모리 복사 없이(zero-copy) 수행한다. 또한 PyTorch로 사용자 데이터셋에 </w:t>
-      </w:r>
-      <w:r>
-        <w:rPr>
-          <w:b/>
-          <w:sz w:val="20"/>
-          <w:szCs w:val="20"/>
-        </w:rPr>
-        <w:t xml:space="preserve">전이학습(transfer learning)</w:t>
-      </w:r>
-      <w:r>
-        <w:rPr>
-          <w:sz w:val="20"/>
-          <w:szCs w:val="20"/>
-        </w:rPr>
-        <w:t xml:space="preserve">한 모델을 ONNX로 내보내 같은 방식으로 실행할 수 있다.</w:t>
+        <w:t xml:space="preserve">같이 제공되는 jetson-utils로는 카메라와 영상 입출력(V4L2 USB 카메라, CSI 카메라, 동영상 파일, RTSP, WebRTC, 화면 출력)과 CUDA 기반 이미지 처리(자르기, 크기 변환, 글자 표시 등)를 할 수 있고, 이 과정에서 GPU 메모리를 따로 복사하지 않는다. 또 PyTorch로 직접 모은 데이터에 전이학습한 모델을 ONNX로 내보내면 같은 방식으로 실행할 수 있다.</w:t>
       </w:r>
     </w:p>
     <w:p>
@@ -935,7 +881,7 @@
           <w:sz w:val="21"/>
           <w:szCs w:val="21"/>
         </w:rPr>
-        <w:t xml:space="preserve">(2) 실습에서 수행한 것</w:t>
+        <w:t xml:space="preserve">(2) 실습에서 해 본 것</w:t>
       </w:r>
     </w:p>
     <w:p>
@@ -953,7 +899,7 @@
           <w:sz w:val="20"/>
           <w:szCs w:val="20"/>
         </w:rPr>
-        <w:t xml:space="preserve">Conda 가상환경에 jetson-inference를 빌드하고 imageNet 예제로 설치를 확인하였다.</w:t>
+        <w:t xml:space="preserve">Conda 가상환경에 jetson-inference를 빌드하고 imageNet 예제로 설치를 확인했다.</w:t>
       </w:r>
     </w:p>
     <w:p>
@@ -971,7 +917,7 @@
           <w:sz w:val="20"/>
           <w:szCs w:val="20"/>
         </w:rPr>
-        <w:t xml:space="preserve">USB 카메라(C920) 영상을 WebRTC로 노트북 브라우저에 실시간 전송하고, detectNet(SSD-Mobilenet-v2)으로 검출 결과를 확인하였다. 일반 조명에서 약 30 FPS로 동작했으며 laptop·person·cup·clock 등이 검출되었고, 어두운 환경이나 물체가 가려지거나 잘린 경우에는 성능이 떨어졌다.</w:t>
+        <w:t xml:space="preserve">C920 웹캠 영상을 WebRTC로 노트북 브라우저에 띄우고 detectNet(SSD-Mobilenet-v2) 검출 결과를 확인했다. 일반 조명에서 약 30 FPS가 나왔고 laptop, person, cup, clock 등이 잡혔다. 어둡거나 물체가 가려지고 잘린 경우에는 검출이 잘 안 됐다.</w:t>
       </w:r>
     </w:p>
     <w:p>
@@ -989,7 +935,7 @@
           <w:sz w:val="20"/>
           <w:szCs w:val="20"/>
         </w:rPr>
-        <w:t xml:space="preserve">segNet(FCN-ResNet18) 세그멘테이션을 실행하였다.</w:t>
+        <w:t xml:space="preserve">segNet(FCN-ResNet18)으로 세그멘테이션을 돌려 보았다.</w:t>
       </w:r>
     </w:p>
     <w:p>
@@ -1015,86 +961,41 @@
           <w:sz w:val="20"/>
           <w:szCs w:val="20"/>
         </w:rPr>
-        <w:t xml:space="preserve">Jetson 단독으로 실시간 비전 인식이 가능하므로, 이동 로봇과 연결해 주변 물체·사람을 인식하고 그 결과로 </w:t>
-      </w:r>
-      <w:r>
-        <w:rPr>
-          <w:b/>
+        <w:t xml:space="preserve">Jetson 하나로 실시간 비전 인식이 되기 때문에, 이동 로봇과 연결하면 주변의 물체나 사람을 인식하고 그 결과에 따라 로봇이 움직이도록 만들 수 있다. 검출 결과를 깊이나 LiDAR 거리, 로봇 위치와 합치면 물체를 지도 위에 표시할 수 있고, poseNet으로 사람 자세를 보고 반응하게 하거나 처리한 영상을 WebRTC로 원격에서 보는 것도 가능하다. COCO에 없는 물체는 전이학습으로 추가하면 된다.</w:t>
+      </w:r>
+    </w:p>
+    <w:p>
+      <w:pPr>
+        <w:pStyle w:val="2"/>
+        <w:spacing w:before="280" w:after="120"/>
+      </w:pPr>
+      <w:r>
+        <w:t xml:space="preserve">2. 최종 프로젝트 주제</w:t>
+      </w:r>
+    </w:p>
+    <w:p>
+      <w:pPr>
+        <w:keepNext/>
+        <w:spacing w:before="0" w:after="80"/>
+      </w:pPr>
+      <w:r>
+        <w:rPr>
           <w:sz w:val="20"/>
           <w:szCs w:val="20"/>
         </w:rPr>
-        <w:t xml:space="preserve">행동을 결정하는 시스템</w:t>
-      </w:r>
+        <w:t xml:space="preserve">말로 물어보는 물건 찾기 로봇: 물체 기억을 바탕으로 한 자유 문장 검색과 자율 이동</w:t>
+      </w:r>
+    </w:p>
+    <w:p>
+      <w:pPr>
+        <w:spacing w:before="0" w:after="80"/>
+      </w:pPr>
       <w:r>
         <w:rPr>
           <w:sz w:val="20"/>
           <w:szCs w:val="20"/>
         </w:rPr>
-        <w:t xml:space="preserve">을 만들 수 있다. 예를 들어 검출 결과를 깊이·LiDAR 거리, 로봇 위치와 결합해 물체를 지도 위에 표시하거나, 사람의 자세(poseNet)로 상호작용하거나, 처리된 영상을 원격으로 모니터링(WebRTC)할 수 있다. COCO에 없는 물체는 전이학습으로 추가할 수 있다.</w:t>
-      </w:r>
-    </w:p>
-    <w:p>
-      <w:pPr>
-        <w:pStyle w:val="2"/>
-        <w:spacing w:before="280" w:after="120"/>
-      </w:pPr>
-      <w:r>
-        <w:t xml:space="preserve">2. 최종 프로젝트 주제</w:t>
-      </w:r>
-    </w:p>
-    <w:p>
-      <w:pPr>
-        <w:spacing w:before="0" w:after="80"/>
-      </w:pPr>
-      <w:r>
-        <w:rPr>
-          <w:b/>
-          <w:sz w:val="20"/>
-          <w:szCs w:val="20"/>
-        </w:rPr>
-        <w:t xml:space="preserve">「말로 물어보는 물건 찾기 로봇」 — 확률적 물체 기억 기반 자유 문장 검색 및 자율 이동</w:t>
-      </w:r>
-    </w:p>
-    <w:p>
-      <w:pPr>
-        <w:spacing w:before="0" w:after="80"/>
-      </w:pPr>
-      <w:r>
-        <w:rPr>
-          <w:sz w:val="20"/>
-          <w:szCs w:val="20"/>
-        </w:rPr>
-        <w:t xml:space="preserve">TurtleBot3 Waffle Pi와 Jetson Xavier NX를 연결하여, 로봇이 공간을 돌아다니며 본 물체의 </w:t>
-      </w:r>
-      <w:r>
-        <w:rPr>
-          <w:b/>
-          <w:sz w:val="20"/>
-          <w:szCs w:val="20"/>
-        </w:rPr>
-        <w:t xml:space="preserve">이미지 특징(CLIP 임베딩)</w:t>
-      </w:r>
-      <w:r>
-        <w:rPr>
-          <w:sz w:val="20"/>
-          <w:szCs w:val="20"/>
-        </w:rPr>
-        <w:t xml:space="preserve">과 </w:t>
-      </w:r>
-      <w:r>
-        <w:rPr>
-          <w:b/>
-          <w:sz w:val="20"/>
-          <w:szCs w:val="20"/>
-        </w:rPr>
-        <w:t xml:space="preserve">지도상 위치, 관측 시각, 존재 신뢰도</w:t>
-      </w:r>
-      <w:r>
-        <w:rPr>
-          <w:sz w:val="20"/>
-          <w:szCs w:val="20"/>
-        </w:rPr>
-        <w:t xml:space="preserve">를 기억한다. 사용자가 "Where is the blue mug?"처럼 영어 문장(텍스트, 가능하면 음성)으로 물으면, 질의 문장과 기억된 물체 이미지의 유사도를 계산해 가장 그럴듯한 물체의 위치로 자율 주행한다.</w:t>
+        <w:t xml:space="preserve">TurtleBot3 Waffle Pi와 Jetson Xavier NX를 연결해서, 로봇이 돌아다니며 본 물체의 이미지 특징(CLIP 임베딩), 지도상의 위치, 본 시각, 아직 그 자리에 있을 확률을 기억하게 한다. 사용자가 "Where is the blue mug?"처럼 영어로 물어보면 질문 문장과 기억해 둔 물체 이미지의 유사도를 계산하고, 가장 가능성이 높은 물체 위치로 로봇이 이동한다.</w:t>
       </w:r>
     </w:p>
     <w:p>
@@ -1109,18 +1010,10 @@
       </w:pPr>
       <w:r>
         <w:rPr>
-          <w:b/>
           <w:sz w:val="20"/>
           <w:szCs w:val="20"/>
         </w:rPr>
-        <w:t xml:space="preserve">필요성:</w:t>
-      </w:r>
-      <w:r>
-        <w:rPr>
-          <w:sz w:val="20"/>
-          <w:szCs w:val="20"/>
-        </w:rPr>
-        <w:t xml:space="preserve"> 물건을 어디 두었는지 잊는 일상 문제를 로봇의 공간 기억으로 해결한다.</w:t>
+        <w:t xml:space="preserve">필요성: 물건을 어디 뒀는지 잊어버리는 일상적인 문제를 로봇의 공간 기억으로 해결해 보려고 한다.</w:t>
       </w:r>
     </w:p>
     <w:p>
@@ -1135,18 +1028,10 @@
       </w:pPr>
       <w:r>
         <w:rPr>
-          <w:b/>
           <w:sz w:val="20"/>
           <w:szCs w:val="20"/>
         </w:rPr>
-        <w:t xml:space="preserve">차별점:</w:t>
-      </w:r>
-      <w:r>
-        <w:rPr>
-          <w:sz w:val="20"/>
-          <w:szCs w:val="20"/>
-        </w:rPr>
-        <w:t xml:space="preserve"> detectNet(COCO)은 정해진 클래스만 인식하지만, CLIP을 결합해 "a blue tumbler", "a black charger next to the laptop" 같은 자유로운 묘사(open-vocabulary)로 검색한다.</w:t>
+        <w:t xml:space="preserve">차별점: detectNet(COCO)은 정해진 클래스만 알아보지만, CLIP을 같이 쓰면 "a blue tumbler", "a black charger next to the laptop"처럼 자유롭게 묘사한 문장으로 찾을 수 있다.</w:t>
       </w:r>
     </w:p>
     <w:p>
@@ -1161,18 +1046,10 @@
       </w:pPr>
       <w:r>
         <w:rPr>
-          <w:b/>
           <w:sz w:val="20"/>
           <w:szCs w:val="20"/>
         </w:rPr>
-        <w:t xml:space="preserve">수업 연결:</w:t>
-      </w:r>
-      <w:r>
-        <w:rPr>
-          <w:sz w:val="20"/>
-          <w:szCs w:val="20"/>
-        </w:rPr>
-        <w:t xml:space="preserve"> 좌표 변환(카메라 → 로봇 → 지도, 동차 좌표), Occupancy Grid·SLAM, 파티클 필터 위치 추정(AMCL), 물체 존재 확률의 베이즈 갱신, Kalman Filter로 물체 위치 융합.</w:t>
+        <w:t xml:space="preserve">수업과의 연결: 카메라에서 로봇, 지도로의 좌표 변환(동차 좌표), Occupancy Grid와 SLAM, 파티클 필터 기반 위치 추정(AMCL), 물체가 있을 확률의 베이즈 갱신, Kalman Filter를 이용한 물체 위치 보정을 사용한다.</w:t>
       </w:r>
     </w:p>
     <w:p>
@@ -1187,18 +1064,10 @@
       </w:pPr>
       <w:r>
         <w:rPr>
-          <w:b/>
           <w:sz w:val="20"/>
           <w:szCs w:val="20"/>
         </w:rPr>
-        <w:t xml:space="preserve">범위:</w:t>
-      </w:r>
-      <w:r>
-        <w:rPr>
-          <w:sz w:val="20"/>
-          <w:szCs w:val="20"/>
-        </w:rPr>
-        <w:t xml:space="preserve"> Demo까지의 기간을 고려해 필수 목표(텍스트 질의 → 물체 위치 검색 → 이동 → 재확인)를 먼저 완성하고, 확장 목표(음성 질의, 옮겨진 물체 재탐색, NanoOWL)를 이후에 추가한다.</w:t>
+        <w:t xml:space="preserve">범위: 데모까지 시간이 길지 않아서, 텍스트로 물어보면 물체 위치를 찾아 이동하고 도착해서 다시 확인하는 것까지를 필수 목표로 먼저 완성한다. 음성 질의와 옮겨진 물체 다시 찾기는 그 다음에 추가한다.</w:t>
       </w:r>
     </w:p>
     <w:p>
@@ -1371,7 +1240,7 @@
                 <w:sz w:val="17"/>
                 <w:szCs w:val="17"/>
               </w:rPr>
-              <w:t xml:space="preserve">카메라 영상에서 물체 후보 bounding box 검출 (기본)</w:t>
+              <w:t xml:space="preserve">카메라 영상에서 물체 후보 bounding box 검출</w:t>
             </w:r>
           </w:p>
         </w:tc>
@@ -1394,7 +1263,7 @@
                 <w:sz w:val="17"/>
                 <w:szCs w:val="17"/>
               </w:rPr>
-              <w:t xml:space="preserve">추가 모델 (비교)</w:t>
+              <w:t xml:space="preserve">비교용 모델</w:t>
             </w:r>
           </w:p>
         </w:tc>
@@ -1430,7 +1299,7 @@
                 <w:sz w:val="17"/>
                 <w:szCs w:val="17"/>
               </w:rPr>
-              <w:t xml:space="preserve">detectNet과 FPS·검출률 비교 후 더 나은 검출기 선택</w:t>
+              <w:t xml:space="preserve">detectNet과 속도, 검출률을 비교해서 하나 선택</w:t>
             </w:r>
           </w:p>
         </w:tc>
@@ -1489,7 +1358,7 @@
                 <w:sz w:val="17"/>
                 <w:szCs w:val="17"/>
               </w:rPr>
-              <w:t xml:space="preserve">카메라 입력, 검출 결과 원격 대시보드 출력</w:t>
+              <w:t xml:space="preserve">카메라 입력, 결과 화면을 노트북으로 전송</w:t>
             </w:r>
           </w:p>
         </w:tc>
@@ -1530,7 +1399,7 @@
                 <w:sz w:val="17"/>
                 <w:szCs w:val="17"/>
               </w:rPr>
-              <w:t xml:space="preserve">CLIP (OpenCLIP ViT-B/32, laion2b, FP16)</w:t>
+              <w:t xml:space="preserve">CLIP (OpenCLIP ViT-B/32, FP16)</w:t>
             </w:r>
           </w:p>
         </w:tc>
@@ -1548,7 +1417,7 @@
                 <w:sz w:val="17"/>
                 <w:szCs w:val="17"/>
               </w:rPr>
-              <w:t xml:space="preserve">물체 crop 이미지·영어 질의 문장 임베딩, 유사도 검색</w:t>
+              <w:t xml:space="preserve">물체 이미지와 영어 질문 문장을 임베딩해서 유사도 계산</w:t>
             </w:r>
           </w:p>
         </w:tc>
@@ -1571,7 +1440,7 @@
                 <w:sz w:val="17"/>
                 <w:szCs w:val="17"/>
               </w:rPr>
-              <w:t xml:space="preserve">추가 모델 (가능 시)</w:t>
+              <w:t xml:space="preserve">추가 모델 (가능하면)</w:t>
             </w:r>
           </w:p>
         </w:tc>
@@ -1607,7 +1476,7 @@
                 <w:sz w:val="17"/>
                 <w:szCs w:val="17"/>
               </w:rPr>
-              <w:t xml:space="preserve">음성 질의 → 텍스트</w:t>
+              <w:t xml:space="preserve">음성 질문을 텍스트로 변환</w:t>
             </w:r>
           </w:p>
         </w:tc>
@@ -1630,7 +1499,7 @@
                 <w:sz w:val="17"/>
                 <w:szCs w:val="17"/>
               </w:rPr>
-              <w:t xml:space="preserve">추가 모델 (확장)</w:t>
+              <w:t xml:space="preserve">ROS 2 패키지</w:t>
             </w:r>
           </w:p>
         </w:tc>
@@ -1648,7 +1517,7 @@
                 <w:sz w:val="17"/>
                 <w:szCs w:val="17"/>
               </w:rPr>
-              <w:t xml:space="preserve">NanoOWL (OWL-ViT, TensorRT)</w:t>
+              <w:t xml:space="preserve">TurtleBot3, slam_toolbox, Nav2(AMCL), realsense2_camera</w:t>
             </w:r>
           </w:p>
         </w:tc>
@@ -1666,66 +1535,7 @@
                 <w:sz w:val="17"/>
                 <w:szCs w:val="17"/>
               </w:rPr>
-              <w:t xml:space="preserve">문장으로 물체 bounding box 직접 검출, CLIP 창 검색과 비교</w:t>
-            </w:r>
-          </w:p>
-        </w:tc>
-      </w:tr>
-      <w:tr>
-        <w:trPr>
-          <w:cantSplit/>
-        </w:trPr>
-        <w:tc>
-          <w:tcPr>
-            <w:tcW w:w="1663" w:type="dxa"/>
-            <w:vAlign w:val="center"/>
-          </w:tcPr>
-          <w:p>
-            <w:pPr>
-              <w:spacing w:before="0" w:after="0"/>
-            </w:pPr>
-            <w:r>
-              <w:rPr>
-                <w:sz w:val="17"/>
-                <w:szCs w:val="17"/>
-              </w:rPr>
-              <w:t xml:space="preserve">ROS 2 패키지</w:t>
-            </w:r>
-          </w:p>
-        </w:tc>
-        <w:tc>
-          <w:tcPr>
-            <w:tcW w:w="3089" w:type="dxa"/>
-            <w:vAlign w:val="center"/>
-          </w:tcPr>
-          <w:p>
-            <w:pPr>
-              <w:spacing w:before="0" w:after="0"/>
-            </w:pPr>
-            <w:r>
-              <w:rPr>
-                <w:sz w:val="17"/>
-                <w:szCs w:val="17"/>
-              </w:rPr>
-              <w:t xml:space="preserve">TurtleBot3, slam_toolbox, Nav2(AMCL), realsense2_camera</w:t>
-            </w:r>
-          </w:p>
-        </w:tc>
-        <w:tc>
-          <w:tcPr>
-            <w:tcW w:w="4277" w:type="dxa"/>
-            <w:vAlign w:val="center"/>
-          </w:tcPr>
-          <w:p>
-            <w:pPr>
-              <w:spacing w:before="0" w:after="0"/>
-            </w:pPr>
-            <w:r>
-              <w:rPr>
-                <w:sz w:val="17"/>
-                <w:szCs w:val="17"/>
-              </w:rPr>
-              <w:t xml:space="preserve">지도 작성, 위치 추정, 목표 지점 자율 주행, 깊이 영상</w:t>
+              <w:t xml:space="preserve">지도 작성, 위치 추정, 목표 지점 주행, 깊이 영상</w:t>
             </w:r>
           </w:p>
         </w:tc>
@@ -1762,33 +1572,10 @@
       </w:pPr>
       <w:r>
         <w:rPr>
-          <w:b/>
           <w:sz w:val="20"/>
           <w:szCs w:val="20"/>
         </w:rPr>
-        <w:t xml:space="preserve">원격 처리 (기본):</w:t>
-      </w:r>
-      <w:r>
-        <w:rPr>
-          <w:sz w:val="20"/>
-          <w:szCs w:val="20"/>
-        </w:rPr>
-        <w:t xml:space="preserve"> Jetson은 로봇 밖에 두고 실습실 Wi-Fi의 ROS 2로 연결한다. 와플파이는 LiDAR·오도메트리·모터 제어와 카메라 영상(압축, 낮은 해상도·FPS) 전송을 맡고, </w:t>
-      </w:r>
-      <w:r>
-        <w:rPr>
-          <w:b/>
-          <w:sz w:val="20"/>
-          <w:szCs w:val="20"/>
-        </w:rPr>
-        <w:t xml:space="preserve">SLAM·AMCL·Nav2와 모든 비전 처리는 Jetson에서</w:t>
-      </w:r>
-      <w:r>
-        <w:rPr>
-          <w:sz w:val="20"/>
-          <w:szCs w:val="20"/>
-        </w:rPr>
-        <w:t xml:space="preserve"> 실행한다.</w:t>
+        <w:t xml:space="preserve">기본은 원격 처리로 한다. Jetson은 로봇에 올리지 않고 실습실 Wi-Fi로 ROS 2 통신을 한다. 와플파이는 LiDAR, 오도메트리, 모터 제어, 카메라 영상 전송만 하고, SLAM, AMCL, Nav2와 비전 처리는 모두 Jetson에서 돌린다. 영상은 압축하고 해상도와 FPS를 낮춰서 보낸다.</w:t>
       </w:r>
     </w:p>
     <w:p>
@@ -1803,18 +1590,10 @@
       </w:pPr>
       <w:r>
         <w:rPr>
-          <w:b/>
           <w:sz w:val="20"/>
           <w:szCs w:val="20"/>
         </w:rPr>
-        <w:t xml:space="preserve">탑재 (대안):</w:t>
-      </w:r>
-      <w:r>
-        <w:rPr>
-          <w:sz w:val="20"/>
-          <w:szCs w:val="20"/>
-        </w:rPr>
-        <w:t xml:space="preserve"> Wi-Fi 대역폭·지연으로 검출/깊이 FPS가 부족하면 Jetson을 와플파이에 탑재하고 카메라를 Jetson USB 3.2 포트에 직접 연결한다(탑재 가능 여부는 확인 완료). PE1000N 입력은 12~24 VDC이므로 와플파이 배터리(11.1 V)에는 승압 컨버터 또는 Jetson 전용 배터리를 쓴다.</w:t>
+        <w:t xml:space="preserve">Wi-Fi 속도 때문에 검출이나 깊이 처리가 너무 느리면 Jetson을 와플파이에 올리고 카메라를 Jetson에 바로 연결한다. 탑재가 가능한 것은 확인했다. PE1000N은 12~24 V 입력을 받고 와플파이 배터리는 11.1 V라서, 이 경우 승압 컨버터나 Jetson용 배터리를 따로 쓴다.</w:t>
       </w:r>
     </w:p>
     <w:p>
@@ -1829,63 +1608,10 @@
       </w:pPr>
       <w:r>
         <w:rPr>
-          <w:b/>
           <w:sz w:val="20"/>
           <w:szCs w:val="20"/>
         </w:rPr>
-        <w:t xml:space="preserve">카메라·거리:</w:t>
-      </w:r>
-      <w:r>
-        <w:rPr>
-          <w:sz w:val="20"/>
-          <w:szCs w:val="20"/>
-        </w:rPr>
-        <w:t xml:space="preserve"> 컬러는 C920(수업 제공), 물체 거리는 연구실 보유 </w:t>
-      </w:r>
-      <w:r>
-        <w:rPr>
-          <w:b/>
-          <w:sz w:val="20"/>
-          <w:szCs w:val="20"/>
-        </w:rPr>
-        <w:t xml:space="preserve">RealSense의 깊이</w:t>
-      </w:r>
-      <w:r>
-        <w:rPr>
-          <w:sz w:val="20"/>
-          <w:szCs w:val="20"/>
-        </w:rPr>
-        <w:t xml:space="preserve">로 잰다. 와플파이의 2D LiDAR는 바닥에서 약 20 cm 높이의 수평면만 스캔하므로 책상 위 물체까지의 거리는 잴 수 없다. 따라서 RealSense를 쓸 수 없을 때는 ① 물체를 본 </w:t>
-      </w:r>
-      <w:r>
-        <w:rPr>
-          <w:b/>
-          <w:sz w:val="20"/>
-          <w:szCs w:val="20"/>
-        </w:rPr>
-        <w:t xml:space="preserve">로봇 자세(x, y, θ)를 함께 저장</w:t>
-      </w:r>
-      <w:r>
-        <w:rPr>
-          <w:sz w:val="20"/>
-          <w:szCs w:val="20"/>
-        </w:rPr>
-        <w:t xml:space="preserve">해 질의 시 그 자리로 이동·재확인하고, ② C920을 방향만 아는 센서(bearing-only)로 보고 </w:t>
-      </w:r>
-      <w:r>
-        <w:rPr>
-          <w:b/>
-          <w:sz w:val="20"/>
-          <w:szCs w:val="20"/>
-        </w:rPr>
-        <w:t xml:space="preserve">여러 위치에서 본 시선을 삼각측량</w:t>
-      </w:r>
-      <w:r>
-        <w:rPr>
-          <w:sz w:val="20"/>
-          <w:szCs w:val="20"/>
-        </w:rPr>
-        <w:t xml:space="preserve">해 EKF로 물체 위치를 추정한다. LiDAR 거리는 바닥에 놓인 물체에만 사용한다.</w:t>
+        <w:t xml:space="preserve">카메라는 수업에서 받은 C920을 쓰고, 물체까지의 거리는 연구실에 있는 RealSense의 깊이 영상으로 잰다. 와플파이의 2D LiDAR는 바닥에서 약 20 cm 높이의 한 평면만 스캔하기 때문에 책상 위 물체까지의 거리는 잴 수 없다. RealSense를 못 쓰게 되면 물체를 봤을 때의 로봇 위치와 방향을 같이 저장해 두었다가 그 자리로 다시 가서 확인하거나, 여러 위치에서 본 방향을 이용해 삼각측량으로 위치를 구한다. LiDAR 거리는 바닥에 놓인 물체에만 사용한다.</w:t>
       </w:r>
     </w:p>
     <w:p>
@@ -1900,18 +1626,10 @@
       </w:pPr>
       <w:r>
         <w:rPr>
-          <w:b/>
           <w:sz w:val="20"/>
           <w:szCs w:val="20"/>
         </w:rPr>
-        <w:t xml:space="preserve">ROS 2 배포판:</w:t>
-      </w:r>
-      <w:r>
-        <w:rPr>
-          <w:sz w:val="20"/>
-          <w:szCs w:val="20"/>
-        </w:rPr>
-        <w:t xml:space="preserve"> 서로 다른 배포판(Foxy/Humble) 기기끼리는 통신이 공식 보장되지 않으므로, 와플파이에 설치된 배포판을 확인한 뒤 Jetson·노트북을 같은 배포판으로 맞추는 방향으로 결정한다(Jetson 기본 Ubuntu 20.04는 Foxy, Humble이 필요하면 NVIDIA 컨테이너 런타임으로 Docker 사용).</w:t>
+        <w:t xml:space="preserve">ROS 2는 기기끼리 배포판이 다르면(Foxy와 Humble 등) 통신이 제대로 안 될 수 있다. 와플파이에 깔린 버전을 먼저 확인하고 나서 Jetson과 노트북을 어떻게 맞출지 정한다.</w:t>
       </w:r>
     </w:p>
     <w:p>
@@ -1947,7 +1665,7 @@
           <w:sz w:val="16"/>
           <w:szCs w:val="16"/>
         </w:rPr>
-        <w:t xml:space="preserve">[① 순찰·기억 모드]</w:t>
+        <w:t xml:space="preserve">[1. 순찰하면서 기억하기]</w:t>
       </w:r>
     </w:p>
     <w:p>
@@ -1969,7 +1687,7 @@
           <w:sz w:val="16"/>
           <w:szCs w:val="16"/>
         </w:rPr>
-        <w:t xml:space="preserve"> 입력: 카메라 컬러 + RealSense 깊이 + LiDAR 스캔 + 오도메트리</w:t>
+        <w:t xml:space="preserve"> 입력: 카메라 영상, RealSense 깊이, LiDAR 스캔, 오도메트리</w:t>
       </w:r>
     </w:p>
     <w:p>
@@ -1991,7 +1709,7 @@
           <w:sz w:val="16"/>
           <w:szCs w:val="16"/>
         </w:rPr>
-        <w:t xml:space="preserve">   → slam_toolbox 지도 / AMCL로 로봇 위치(x, y, θ) 추정</w:t>
+        <w:t xml:space="preserve">   - slam_toolbox로 지도를 만들고 AMCL로 로봇 위치(x, y, θ) 추정</w:t>
       </w:r>
     </w:p>
     <w:p>
@@ -2013,7 +1731,7 @@
           <w:sz w:val="16"/>
           <w:szCs w:val="16"/>
         </w:rPr>
-        <w:t xml:space="preserve">   → detectNet(또는 YOLO)으로 물체 bounding box 검출</w:t>
+        <w:t xml:space="preserve">   - detectNet(또는 YOLO)으로 물체 bounding box 검출</w:t>
       </w:r>
     </w:p>
     <w:p>
@@ -2035,7 +1753,7 @@
           <w:sz w:val="16"/>
           <w:szCs w:val="16"/>
         </w:rPr>
-        <w:t xml:space="preserve">   → bbox 깊이 중앙값 → 3D 점 → 좌표 변환(카메라→로봇→지도)으로 물체 위치 계산</w:t>
+        <w:t xml:space="preserve">   - bbox 영역의 깊이로 3D 위치를 구하고 카메라 → 로봇 → 지도 좌표로 변환</w:t>
       </w:r>
     </w:p>
     <w:p>
@@ -2057,7 +1775,7 @@
           <w:sz w:val="16"/>
           <w:szCs w:val="16"/>
         </w:rPr>
-        <w:t xml:space="preserve">     (깊이 없음: 관측한 로봇 자세·물체 방향 저장 → 여러 시점 삼각측량 + EKF)</w:t>
+        <w:t xml:space="preserve">   - 물체 부분을 잘라 CLIP 이미지 임베딩 계산</w:t>
       </w:r>
     </w:p>
     <w:p>
@@ -2079,7 +1797,7 @@
           <w:sz w:val="16"/>
           <w:szCs w:val="16"/>
         </w:rPr>
-        <w:t xml:space="preserve">   → 물체 crop → CLIP 이미지 임베딩</w:t>
+        <w:t xml:space="preserve"> 출력: 물체 기억 { 임베딩, 위치와 불확실성, 본 시각, 존재 확률 p }</w:t>
       </w:r>
     </w:p>
     <w:p>
@@ -2095,14 +1813,6 @@
         <w:spacing w:before="0" w:after="0" w:line="240" w:lineRule="auto"/>
         <w:ind w:left="120" w:right="120"/>
       </w:pPr>
-      <w:r>
-        <w:rPr>
-          <w:rFonts w:ascii="Consolas" w:hAnsi="Consolas" w:eastAsia="Noto Sans KR"/>
-          <w:sz w:val="16"/>
-          <w:szCs w:val="16"/>
-        </w:rPr>
-        <w:t xml:space="preserve"> 출력: 물체 기억 DB { 임베딩, 위치 평균·공분산, 관측 시각, 존재 신뢰도 p }</w:t>
-      </w:r>
     </w:p>
     <w:p>
       <w:pPr>
@@ -2117,6 +1827,14 @@
         <w:spacing w:before="0" w:after="0" w:line="240" w:lineRule="auto"/>
         <w:ind w:left="120" w:right="120"/>
       </w:pPr>
+      <w:r>
+        <w:rPr>
+          <w:rFonts w:ascii="Consolas" w:hAnsi="Consolas" w:eastAsia="Noto Sans KR"/>
+          <w:sz w:val="16"/>
+          <w:szCs w:val="16"/>
+        </w:rPr>
+        <w:t xml:space="preserve">[2. 질문 받고 이동하기]</w:t>
+      </w:r>
     </w:p>
     <w:p>
       <w:pPr>
@@ -2137,7 +1855,7 @@
           <w:sz w:val="16"/>
           <w:szCs w:val="16"/>
         </w:rPr>
-        <w:t xml:space="preserve">[② 질의·이동 모드]</w:t>
+        <w:t xml:space="preserve"> 입력: 영어 텍스트 질문 (가능하면 마이크 음성 → Whisper)</w:t>
       </w:r>
     </w:p>
     <w:p>
@@ -2159,7 +1877,7 @@
           <w:sz w:val="16"/>
           <w:szCs w:val="16"/>
         </w:rPr>
-        <w:t xml:space="preserve"> 입력: 영어 텍스트 질의 (가능하면 마이크 음성 → Whisper)</w:t>
+        <w:t xml:space="preserve">   - CLIP 텍스트 임베딩과 기억된 물체들의 유사도 계산, 존재 확률 p를 곱해 상위 3개 선택</w:t>
       </w:r>
     </w:p>
     <w:p>
@@ -2181,7 +1899,7 @@
           <w:sz w:val="16"/>
           <w:szCs w:val="16"/>
         </w:rPr>
-        <w:t xml:space="preserve">   → CLIP 텍스트 임베딩 → 검색 점수 = softmax(유사도) × 존재 신뢰도 p → Top-3 후보</w:t>
+        <w:t xml:space="preserve">   - Nav2로 첫 번째 후보 위치까지 이동</w:t>
       </w:r>
     </w:p>
     <w:p>
@@ -2203,12 +1921,11 @@
           <w:sz w:val="16"/>
           <w:szCs w:val="16"/>
         </w:rPr>
-        <w:t xml:space="preserve">   → Nav2로 후보 위치까지 자율 주행</w:t>
-      </w:r>
-    </w:p>
-    <w:p>
-      <w:pPr>
-        <w:keepNext/>
+        <w:t xml:space="preserve">   - 도착해서 현재 화면을 다시 확인: 있으면 p를 올리고, 없으면 p를 낮추고 다음 후보로</w:t>
+      </w:r>
+    </w:p>
+    <w:p>
+      <w:pPr>
         <w:pBdr>
           <w:top w:val="single" w:sz="4" w:space="4" w:color="BFBFBF"/>
           <w:left w:val="single" w:sz="4" w:space="4" w:color="BFBFBF"/>
@@ -2225,28 +1942,7 @@
           <w:sz w:val="16"/>
           <w:szCs w:val="16"/>
         </w:rPr>
-        <w:t xml:space="preserve">   → 도착 후 현재 화면 재확인: 확률 ≥ 0.5면 찾음(p↑) / 아니면 p↓ 후 다음 후보</w:t>
-      </w:r>
-    </w:p>
-    <w:p>
-      <w:pPr>
-        <w:pBdr>
-          <w:top w:val="single" w:sz="4" w:space="4" w:color="BFBFBF"/>
-          <w:left w:val="single" w:sz="4" w:space="4" w:color="BFBFBF"/>
-          <w:bottom w:val="single" w:sz="4" w:space="4" w:color="BFBFBF"/>
-          <w:right w:val="single" w:sz="4" w:space="4" w:color="BFBFBF"/>
-        </w:pBdr>
-        <w:shd w:val="clear" w:color="auto" w:fill="F3F3F3"/>
-        <w:spacing w:before="0" w:after="0" w:line="240" w:lineRule="auto"/>
-        <w:ind w:left="120" w:right="120"/>
-      </w:pPr>
-      <w:r>
-        <w:rPr>
-          <w:rFonts w:ascii="Consolas" w:hAnsi="Consolas" w:eastAsia="Noto Sans KR"/>
-          <w:sz w:val="16"/>
-          <w:szCs w:val="16"/>
-        </w:rPr>
-        <w:t xml:space="preserve"> 출력: 물체 앞 도착 + 대시보드에 물체 사진·위치 표시</w:t>
+        <w:t xml:space="preserve"> 출력: 물체 앞에 도착, 노트북 화면에 물체 사진과 위치 표시</w:t>
       </w:r>
     </w:p>
     <w:p>
@@ -2265,7 +1961,7 @@
           <w:sz w:val="21"/>
           <w:szCs w:val="21"/>
         </w:rPr>
-        <w:t xml:space="preserve">(4) 확률적 물체 기억</w:t>
+        <w:t xml:space="preserve">(4) 물체 기억 방법</w:t>
       </w:r>
     </w:p>
     <w:p>
@@ -2280,18 +1976,10 @@
       </w:pPr>
       <w:r>
         <w:rPr>
-          <w:b/>
           <w:sz w:val="20"/>
           <w:szCs w:val="20"/>
         </w:rPr>
-        <w:t xml:space="preserve">위치 계산:</w:t>
-      </w:r>
-      <w:r>
-        <w:rPr>
-          <w:sz w:val="20"/>
-          <w:szCs w:val="20"/>
-        </w:rPr>
-        <w:t xml:space="preserve"> 깊이 d, 카메라 내부 행렬 K, 픽셀 (u, v)에서 P_cam = d·K⁻¹[u, v, 1]ᵀ, P_map = T_map←base · T_base←cam · P_cam (T_map←base는 AMCL pose, T_base←cam은 캘리브레이션 값). 깊이가 없을 때는 픽셀 방향(방위각)만 사용해 여러 관측의 시선 교점으로 위치를 구한다(bearing-only 관측 모델).</w:t>
+        <w:t xml:space="preserve">위치 계산: 깊이 d, 카메라 내부 행렬 K, 픽셀 좌표 (u, v)로 카메라 기준 점 P_cam = d·K⁻¹[u, v, 1]ᵀ를 구하고, P_map = T_map←base · T_base←cam · P_cam으로 지도 좌표로 바꾼다. T_map←base는 AMCL로 구한 로봇 위치, T_base←cam은 캘리브레이션 값이다.</w:t>
       </w:r>
     </w:p>
     <w:p>
@@ -2306,18 +1994,10 @@
       </w:pPr>
       <w:r>
         <w:rPr>
-          <w:b/>
           <w:sz w:val="20"/>
           <w:szCs w:val="20"/>
         </w:rPr>
-        <w:t xml:space="preserve">위치 융합 (Kalman Filter, 정지 물체 모델):</w:t>
-      </w:r>
-      <w:r>
-        <w:rPr>
-          <w:sz w:val="20"/>
-          <w:szCs w:val="20"/>
-        </w:rPr>
-        <w:t xml:space="preserve"> 같은 물체를 다시 관측(z, 관측 공분산 R은 거리가 멀수록 크게)하면 K = Σ(Σ+R)⁻¹, μ ← μ + K(z−μ), Σ ← (I−K)Σ. 같은 물체 판정은 위치 거리와 CLIP 임베딩 유사도 임계값을 함께 사용한다.</w:t>
+        <w:t xml:space="preserve">위치 보정: 같은 물체를 다시 보면 Kalman Filter로 위치를 갱신한다. 물체는 움직이지 않는다고 보고 K = Σ(Σ+R)⁻¹, μ ← μ + K(z−μ), Σ ← (I−K)Σ를 쓴다. 관측 오차 R은 거리가 멀수록 크게 둔다. 같은 물체인지는 위치 거리와 CLIP 임베딩 유사도를 같이 보고 판단한다.</w:t>
       </w:r>
     </w:p>
     <w:p>
@@ -2332,18 +2012,24 @@
       </w:pPr>
       <w:r>
         <w:rPr>
-          <w:b/>
           <w:sz w:val="20"/>
           <w:szCs w:val="20"/>
         </w:rPr>
-        <w:t xml:space="preserve">존재 신뢰도 (베이즈 갱신):</w:t>
-      </w:r>
-      <w:r>
-        <w:rPr>
-          <w:sz w:val="20"/>
-          <w:szCs w:val="20"/>
-        </w:rPr>
-        <w:t xml:space="preserve"> 검출률 P(검출|있음)=d, 오검출률 P(검출|없음)=f일 때, 검출되면 p ← dp / (dp + f(1−p)), 그 자리를 봤는데 검출되지 않으면 p ← (1−d)p / ((1−d)p + (1−f)(1−p)). 물체 위치가 카메라 시야·깊이 범위 안에 있을 때만 갱신한다.</w:t>
+        <w:t xml:space="preserve">존재 확률: 검출기가 물체를 잡을 확률을 d, 없는데 잘못 잡을 확률을 f라고 할 때, 다시 봤을 때 검출되면 p ← dp / (dp + f(1−p)), 그 자리가 보이는데 검출되지 않으면 p ← (1−d)p / ((1−d)p + (1−f)(1−p))로 갱신한다. 시간이 지날수록 기억이 불확실해지도록 p ← 0.5 + (p − 0.5)·exp(−Δt/τ)도 적용한다.</w:t>
+      </w:r>
+    </w:p>
+    <w:p>
+      <w:pPr>
+        <w:keepNext/>
+        <w:spacing w:before="160" w:after="60"/>
+      </w:pPr>
+      <w:r>
+        <w:rPr>
+          <w:b/>
+          <w:sz w:val="21"/>
+          <w:szCs w:val="21"/>
+        </w:rPr>
+        <w:t xml:space="preserve">(5) 필요한 장비 및 데이터</w:t>
       </w:r>
     </w:p>
     <w:p>
@@ -2358,32 +2044,10 @@
       </w:pPr>
       <w:r>
         <w:rPr>
-          <w:b/>
           <w:sz w:val="20"/>
           <w:szCs w:val="20"/>
         </w:rPr>
-        <w:t xml:space="preserve">시간 감쇠:</w:t>
-      </w:r>
-      <w:r>
-        <w:rPr>
-          <w:sz w:val="20"/>
-          <w:szCs w:val="20"/>
-        </w:rPr>
-        <w:t xml:space="preserve"> 오래된 기억일수록 불확실하므로 p ← 0.5 + (p − 0.5)·exp(−Δt/τ) (τ는 실험으로 결정).</w:t>
-      </w:r>
-    </w:p>
-    <w:p>
-      <w:pPr>
-        <w:keepNext/>
-        <w:spacing w:before="160" w:after="60"/>
-      </w:pPr>
-      <w:r>
-        <w:rPr>
-          <w:b/>
-          <w:sz w:val="21"/>
-          <w:szCs w:val="21"/>
-        </w:rPr>
-        <w:t xml:space="preserve">(5) 필요한 장비 및 데이터</w:t>
+        <w:t xml:space="preserve">장비: TurtleBot3 Waffle Pi(LiDAR, OpenCR, Raspberry Pi), Jetson Xavier NX(ASUS PE1000N, 8 GB, SSD 256 GB), Logitech C920, Intel RealSense(연구실 보유), USB 마이크, 노트북. Jetson을 탑재하게 되면 승압 컨버터나 전용 배터리가 추가로 필요하다.</w:t>
       </w:r>
     </w:p>
     <w:p>
@@ -2398,18 +2062,10 @@
       </w:pPr>
       <w:r>
         <w:rPr>
-          <w:b/>
           <w:sz w:val="20"/>
           <w:szCs w:val="20"/>
         </w:rPr>
-        <w:t xml:space="preserve">장비:</w:t>
-      </w:r>
-      <w:r>
-        <w:rPr>
-          <w:sz w:val="20"/>
-          <w:szCs w:val="20"/>
-        </w:rPr>
-        <w:t xml:space="preserve"> TurtleBot3 Waffle Pi(LiDAR, OpenCR, Raspberry Pi), Jetson Xavier NX(ASUS PE1000N, 8 GB, SSD 256 GB), Logitech C920(수업 제공), Intel RealSense(연구실 보유), USB 마이크, 노트북(원격 접속·대시보드), (탑재 시) 승압 컨버터 또는 전용 배터리</w:t>
+        <w:t xml:space="preserve">소프트웨어: Jetson은 Ubuntu 20.04, JetPack 5.1.5, PyTorch 2.1(수업 Conda 환경)을 그대로 쓰고 OpenCLIP을 추가한다. ROS 2 버전은 와플파이를 확인한 뒤 정한다.</w:t>
       </w:r>
     </w:p>
     <w:p>
@@ -2424,44 +2080,10 @@
       </w:pPr>
       <w:r>
         <w:rPr>
-          <w:b/>
           <w:sz w:val="20"/>
           <w:szCs w:val="20"/>
         </w:rPr>
-        <w:t xml:space="preserve">소프트웨어:</w:t>
-      </w:r>
-      <w:r>
-        <w:rPr>
-          <w:sz w:val="20"/>
-          <w:szCs w:val="20"/>
-        </w:rPr>
-        <w:t xml:space="preserve"> Jetson Ubuntu 20.04 / JetPack 5.1.5 / PyTorch 2.1(수업 Conda 환경, CUDA OpenCV 유지), OpenCLIP, ROS 2(배포판은 와플파이 기준으로 통일)</w:t>
-      </w:r>
-    </w:p>
-    <w:p>
-      <w:pPr>
-        <w:pStyle w:val="ac"/>
-        <w:numPr>
-          <w:ilvl w:val="0"/>
-          <w:numId w:val="2"/>
-        </w:numPr>
-        <w:spacing w:before="0" w:after="40"/>
-        <w:ind w:leftChars="0" w:left="360" w:hanging="240"/>
-      </w:pPr>
-      <w:r>
-        <w:rPr>
-          <w:b/>
-          <w:sz w:val="20"/>
-          <w:szCs w:val="20"/>
-        </w:rPr>
-        <w:t xml:space="preserve">데이터:</w:t>
-      </w:r>
-      <w:r>
-        <w:rPr>
-          <w:sz w:val="20"/>
-          <w:szCs w:val="20"/>
-        </w:rPr>
-        <w:t xml:space="preserve"> 실습실 SLAM 지도, 테스트 물체 10종(머그컵, 텀블러, 가방 등), 영어 질의 문장 20개와 각 정답 위치(평가용), 집에서 개발하기 위한 실습실 rosbag(컬러·깊이·LiDAR) 녹화 데이터</w:t>
+        <w:t xml:space="preserve">데이터: 실습실 SLAM 지도, 테스트용 물체 10종(머그컵, 텀블러, 가방 등), 평가용 영어 질문 20개와 각 정답 위치, 집에서 개발할 때 쓸 실습실 rosbag 녹화 데이터.</w:t>
       </w:r>
     </w:p>
     <w:p>
@@ -2607,7 +2229,7 @@
                 <w:sz w:val="17"/>
                 <w:szCs w:val="17"/>
               </w:rPr>
-              <w:t xml:space="preserve">비전·AI</w:t>
+              <w:t xml:space="preserve">비전, AI</w:t>
             </w:r>
           </w:p>
         </w:tc>
@@ -2625,7 +2247,7 @@
                 <w:sz w:val="17"/>
                 <w:szCs w:val="17"/>
               </w:rPr>
-              <w:t xml:space="preserve">detectNet/YOLO 검출 비교, RealSense 깊이 기반 물체 위치, CLIP 임베딩·확률적 물체 기억 DB·검색, (가능 시) Whisper 음성 질의, 대시보드</w:t>
+              <w:t xml:space="preserve">검출기 비교(detectNet, YOLO), 깊이를 이용한 물체 위치 계산, CLIP 임베딩과 물체 기억 및 검색, 음성 질의, 결과 화면</w:t>
             </w:r>
           </w:p>
         </w:tc>
@@ -2666,7 +2288,7 @@
                 <w:sz w:val="17"/>
                 <w:szCs w:val="17"/>
               </w:rPr>
-              <w:t xml:space="preserve">로봇·주행</w:t>
+              <w:t xml:space="preserve">로봇, 주행</w:t>
             </w:r>
           </w:p>
         </w:tc>
@@ -2684,7 +2306,7 @@
                 <w:sz w:val="17"/>
                 <w:szCs w:val="17"/>
               </w:rPr>
-              <w:t xml:space="preserve">ROS 2 환경 구성(배포판 확인·통일), 와플파이-Jetson 원격 연결, SLAM 지도, AMCL·Nav2 주행, 카메라-로봇 좌표 변환(TF) 캘리브레이션, 시스템 통합</w:t>
+              <w:t xml:space="preserve">ROS 2 환경 구성, 와플파이와 Jetson 연결, SLAM 지도, AMCL과 Nav2 주행, 카메라와 로봇 사이 좌표 변환(TF) 캘리브레이션, 전체 통합</w:t>
             </w:r>
           </w:p>
         </w:tc>
@@ -2704,7 +2326,7 @@
           <w:sz w:val="18"/>
           <w:szCs w:val="18"/>
         </w:rPr>
-        <w:t xml:space="preserve">※ 통합 테스트와 Demo 리허설은 공동으로 진행한다.</w:t>
+        <w:t xml:space="preserve">통합 테스트와 데모 리허설은 같이 진행한다.</w:t>
       </w:r>
     </w:p>
     <w:p>
@@ -2730,7 +2352,7 @@
           <w:sz w:val="19"/>
           <w:szCs w:val="19"/>
         </w:rPr>
-        <w:t xml:space="preserve">기존 계획보다 로봇 연결·SLAM 지도 작성이 늦어져, 비전 파트를 로봇 없이 먼저 검증하였다. 이를 반영한 일정은 다음과 같다.</w:t>
+        <w:t xml:space="preserve">지금까지는 Jetson 실습만 진행했고, 로봇을 포함한 본격적인 작업은 11월 5일부터 시작한다.</w:t>
       </w:r>
     </w:p>
     <w:tbl>
@@ -2800,7 +2422,7 @@
                 <w:sz w:val="17"/>
                 <w:szCs w:val="17"/>
               </w:rPr>
-              <w:t xml:space="preserve">비전·AI</w:t>
+              <w:t xml:space="preserve">비전, AI</w:t>
             </w:r>
           </w:p>
         </w:tc>
@@ -2821,7 +2443,7 @@
                 <w:sz w:val="17"/>
                 <w:szCs w:val="17"/>
               </w:rPr>
-              <w:t xml:space="preserve">로봇·주행</w:t>
+              <w:t xml:space="preserve">로봇, 주행</w:t>
             </w:r>
           </w:p>
         </w:tc>
@@ -2862,7 +2484,7 @@
                 <w:sz w:val="17"/>
                 <w:szCs w:val="17"/>
               </w:rPr>
-              <w:t xml:space="preserve">CLIP FP16 측정, 미니 물건 찾기 프로토타입, NanoOWL 엔진 생성</w:t>
+              <w:t xml:space="preserve">Jetson 실습: jetson-inference, CLIP 동작 확인</w:t>
             </w:r>
           </w:p>
         </w:tc>
@@ -2875,13 +2497,6 @@
             <w:pPr>
               <w:spacing w:before="0" w:after="0"/>
             </w:pPr>
-            <w:r>
-              <w:rPr>
-                <w:sz w:val="17"/>
-                <w:szCs w:val="17"/>
-              </w:rPr>
-              <w:t xml:space="preserve">SLAM 시뮬레이션·rosbag 스크립트 준비</w:t>
-            </w:r>
           </w:p>
         </w:tc>
       </w:tr>
@@ -2903,7 +2518,7 @@
                 <w:sz w:val="17"/>
                 <w:szCs w:val="17"/>
               </w:rPr>
-              <w:t xml:space="preserve">10/29 ~ 11/4</w:t>
+              <w:t xml:space="preserve">11/5 ~ 11/11</w:t>
             </w:r>
           </w:p>
         </w:tc>
@@ -2921,7 +2536,7 @@
                 <w:sz w:val="17"/>
                 <w:szCs w:val="17"/>
               </w:rPr>
-              <w:t xml:space="preserve">detectNet vs YOLO 비교, RealSense 깊이 동작 확인</w:t>
+              <w:t xml:space="preserve">detectNet과 YOLO 비교, RealSense 깊이 확인</w:t>
             </w:r>
           </w:p>
         </w:tc>
@@ -2939,7 +2554,7 @@
                 <w:sz w:val="17"/>
                 <w:szCs w:val="17"/>
               </w:rPr>
-              <w:t xml:space="preserve">ROS 2 배포판 확인·통일, 원격 연결, 텔레옵, 실습실 SLAM 지도 저장</w:t>
+              <w:t xml:space="preserve">ROS 2 버전 확인 및 통일, 와플파이와 Jetson 연결, 텔레옵, 실습실 SLAM 지도</w:t>
             </w:r>
           </w:p>
         </w:tc>
@@ -2962,7 +2577,7 @@
                 <w:sz w:val="17"/>
                 <w:szCs w:val="17"/>
               </w:rPr>
-              <w:t xml:space="preserve">11/5 ~ 11/11</w:t>
+              <w:t xml:space="preserve">11/12 ~ 11/18</w:t>
             </w:r>
           </w:p>
         </w:tc>
@@ -2980,7 +2595,7 @@
                 <w:sz w:val="17"/>
                 <w:szCs w:val="17"/>
               </w:rPr>
-              <w:t xml:space="preserve">물체 crop → 임베딩 저장, 텍스트 검색(Top-3)</w:t>
+              <w:t xml:space="preserve">물체 임베딩 저장, 텍스트 검색(상위 3개), 물체 지도 표시</w:t>
             </w:r>
           </w:p>
         </w:tc>
@@ -2998,7 +2613,7 @@
                 <w:sz w:val="17"/>
                 <w:szCs w:val="17"/>
               </w:rPr>
-              <w:t xml:space="preserve">AMCL 위치 추정, Nav2 목표 주행, TF 캘리브레이션, 물체 지도 투영</w:t>
+              <w:t xml:space="preserve">AMCL 위치 추정, Nav2 주행, TF 캘리브레이션</w:t>
             </w:r>
           </w:p>
         </w:tc>
@@ -3021,7 +2636,7 @@
                 <w:sz w:val="17"/>
                 <w:szCs w:val="17"/>
               </w:rPr>
-              <w:t xml:space="preserve">11/12 ~ 11/18</w:t>
+              <w:t xml:space="preserve">11/19 ~ 11/25</w:t>
             </w:r>
           </w:p>
         </w:tc>
@@ -3039,7 +2654,7 @@
                 <w:sz w:val="17"/>
                 <w:szCs w:val="17"/>
               </w:rPr>
-              <w:t xml:space="preserve">필수 목표 통합: 텍스트 질의 → 위치 검색 → 자율 이동 → 재확인, 베이즈 갱신·Kalman 융합</w:t>
+              <w:t xml:space="preserve">필수 목표 통합(질문, 검색, 이동, 재확인), 확률 갱신, 리허설</w:t>
             </w:r>
           </w:p>
         </w:tc>
@@ -3073,7 +2688,7 @@
                 <w:sz w:val="17"/>
                 <w:szCs w:val="17"/>
               </w:rPr>
-              <w:t xml:space="preserve">11/19 ~ 11/25</w:t>
+              <w:t xml:space="preserve">11/26 / 12/3</w:t>
             </w:r>
           </w:p>
         </w:tc>
@@ -3091,66 +2706,7 @@
                 <w:sz w:val="17"/>
                 <w:szCs w:val="17"/>
               </w:rPr>
-              <w:t xml:space="preserve">(가능 시) Whisper 음성 질의, (확장) NanoOWL 비교</w:t>
-            </w:r>
-          </w:p>
-        </w:tc>
-        <w:tc>
-          <w:tcPr>
-            <w:tcW w:w="3753" w:type="dxa"/>
-            <w:vAlign w:val="center"/>
-          </w:tcPr>
-          <w:p>
-            <w:pPr>
-              <w:spacing w:before="0" w:after="0"/>
-            </w:pPr>
-            <w:r>
-              <w:rPr>
-                <w:sz w:val="17"/>
-                <w:szCs w:val="17"/>
-              </w:rPr>
-              <w:t xml:space="preserve">옮겨진 물체 재탐색, 정량 평가, 리허설</w:t>
-            </w:r>
-          </w:p>
-        </w:tc>
-      </w:tr>
-      <w:tr>
-        <w:trPr>
-          <w:cantSplit/>
-        </w:trPr>
-        <w:tc>
-          <w:tcPr>
-            <w:tcW w:w="1524" w:type="dxa"/>
-            <w:vAlign w:val="center"/>
-          </w:tcPr>
-          <w:p>
-            <w:pPr>
-              <w:spacing w:before="0" w:after="0"/>
-            </w:pPr>
-            <w:r>
-              <w:rPr>
-                <w:sz w:val="17"/>
-                <w:szCs w:val="17"/>
-              </w:rPr>
-              <w:t xml:space="preserve">11/26 / 12/3</w:t>
-            </w:r>
-          </w:p>
-        </w:tc>
-        <w:tc>
-          <w:tcPr>
-            <w:tcW w:w="3752" w:type="dxa"/>
-            <w:vAlign w:val="center"/>
-          </w:tcPr>
-          <w:p>
-            <w:pPr>
-              <w:spacing w:before="0" w:after="0"/>
-            </w:pPr>
-            <w:r>
-              <w:rPr>
-                <w:sz w:val="17"/>
-                <w:szCs w:val="17"/>
-              </w:rPr>
-              <w:t xml:space="preserve">Project Demo / 발표</w:t>
+              <w:t xml:space="preserve">데모 / 발표 (남는 시간에 음성 질의, 옮겨진 물체 다시 찾기 추가)</w:t>
             </w:r>
           </w:p>
         </w:tc>
@@ -3183,7 +2739,7 @@
           <w:sz w:val="21"/>
           <w:szCs w:val="21"/>
         </w:rPr>
-        <w:t xml:space="preserve">(8) 중간 진행 결과 (사전 검증, 10/27, Jetson Xavier NX)</w:t>
+        <w:t xml:space="preserve">(8) Jetson 실습 결과 (10/27)</w:t>
       </w:r>
     </w:p>
     <w:p>
@@ -3193,18 +2749,10 @@
       </w:pPr>
       <w:r>
         <w:rPr>
-          <w:b/>
           <w:sz w:val="20"/>
           <w:szCs w:val="20"/>
         </w:rPr>
-        <w:t xml:space="preserve">CLIP 동작 확인:</w:t>
-      </w:r>
-      <w:r>
-        <w:rPr>
-          <w:sz w:val="20"/>
-          <w:szCs w:val="20"/>
-        </w:rPr>
-        <w:t xml:space="preserve"> 수업 Conda 환경(PyTorch 2.1, CUDA OpenCV 유지)에 OpenCLIP을 설치해 ViT-B/32(laion2b) 동작을 확인하였다. 예제 이미지 40장 기준 영어 문장 검색 Top-1이 대부분 정답이었다(orange→fruit, dog→dog, bird→bird 등).</w:t>
+        <w:t xml:space="preserve">수업 Conda 환경(PyTorch 2.1, CUDA OpenCV)에 OpenCLIP을 설치해서 ViT-B/32 모델이 Jetson Xavier NX에서 돌아가는지 확인했다. 예제 이미지 40장으로 영어 문장 검색을 해 보니 대부분 맞게 찾았다(orange는 fruit, dog는 dog, bird는 bird 등).</w:t>
       </w:r>
     </w:p>
     <w:tbl>
@@ -3488,30 +3036,22 @@
       </w:pPr>
       <w:r>
         <w:rPr>
-          <w:sz w:val="18"/>
-          <w:szCs w:val="18"/>
-        </w:rPr>
-        <w:t xml:space="preserve">FP16에서 모델 메모리는 절반, 문장 처리는 약 3.4배 빨라졌으나 이미지 처리는 거의 같아, 이미지 전처리(CPU)가 병목으로 추정된다 → 전처리 GPU 이전 및 TensorRT 변환을 개선 과제로 둔다.</w:t>
-      </w:r>
-    </w:p>
-    <w:p>
-      <w:pPr>
-        <w:spacing w:before="0" w:after="80"/>
-      </w:pPr>
-      <w:r>
-        <w:rPr>
-          <w:b/>
           <w:sz w:val="20"/>
           <w:szCs w:val="20"/>
         </w:rPr>
-        <w:t xml:space="preserve">비전 프로토타입 「미니 물건 찾기」</w:t>
-      </w:r>
+        <w:t xml:space="preserve">FP16에서는 모델 메모리가 절반으로 줄고 문장 처리도 3배 넘게 빨라졌는데, 이미지 처리 시간은 거의 그대로였다. 이미지 전처리를 CPU에서 하는 부분이 느린 것으로 보여서, 전처리를 GPU로 옮기거나 TensorRT로 변환해 볼 예정이다.</w:t>
+      </w:r>
+    </w:p>
+    <w:p>
+      <w:pPr>
+        <w:spacing w:before="0" w:after="80"/>
+      </w:pPr>
       <w:r>
         <w:rPr>
           <w:sz w:val="20"/>
           <w:szCs w:val="20"/>
         </w:rPr>
-        <w:t xml:space="preserve"> (vision/jetson_find_object.py): 로봇 없이 Jetson + C920만으로, detectNet 결과를 WebRTC로 출력하면서 ① 검출 상자 또는 화면 조각을 CLIP 임베딩으로 기억하고 ② 영어 문장 질의(예: "a plastic cup with a straw")로 검색해 위치를 영상 위에 표시한다.</w:t>
+        <w:t xml:space="preserve">또 로봇 없이 Jetson과 C920만으로 간단한 물건 찾기를 만들어 보았다. detectNet 결과를 브라우저로 보면서 검출된 물체나 화면 조각을 CLIP 임베딩으로 저장하고, "a plastic cup with a straw" 같은 문장으로 검색해 위치를 화면에 표시하는 방식이다.</w:t>
       </w:r>
     </w:p>
     <w:p>
@@ -3529,7 +3069,7 @@
           <w:sz w:val="20"/>
           <w:szCs w:val="20"/>
         </w:rPr>
-        <w:t xml:space="preserve">detectNet과 CLIP(FP16)을 한 프로세스에서 함께 실행해도 1920×1080 영상이 약 28~30 FPS로 처리되었다(detectNet 네트워크 단독 약 187 FPS).</w:t>
+        <w:t xml:space="preserve">detectNet과 CLIP(FP16)을 같이 돌려도 1920×1080 영상이 28~30 FPS 정도로 끊기지 않았다.</w:t>
       </w:r>
     </w:p>
     <w:p>
@@ -3547,7 +3087,7 @@
           <w:sz w:val="20"/>
           <w:szCs w:val="20"/>
         </w:rPr>
-        <w:t xml:space="preserve">detectNet(COCO)이 검출하지 못한 투명 플라스틱 컵을 화면 조각 + CLIP 문장 검색으로 찾을 수 있었다 → open-vocabulary 검색의 필요성 확인.</w:t>
+        <w:t xml:space="preserve">detectNet이 검출하지 못한 투명 플라스틱 컵도 화면 조각과 CLIP 문장 검색으로는 찾을 수 있었다. 고정 클래스 검출만으로는 부족하다는 것을 확인했다.</w:t>
       </w:r>
     </w:p>
     <w:p>
@@ -3562,68 +3102,23 @@
       </w:pPr>
       <w:r>
         <w:rPr>
-          <w:b/>
           <w:sz w:val="20"/>
           <w:szCs w:val="20"/>
         </w:rPr>
-        <w:t xml:space="preserve">발견한 한계:</w:t>
-      </w:r>
+        <w:t xml:space="preserve">컵을 저장한 뒤 컵과 카메라를 옮기고 다시 물어보면 처음 저장했던 화면 위치를 가리켰다. 화면 좌표로 저장하면 카메라가 움직이는 순간 의미가 없어지기 때문에, 로봇에서는 물체 위치를 지도 좌표로 저장하고 다시 봤을 때 없으면 확률을 낮추는 방식이 필요하다.</w:t>
+      </w:r>
+    </w:p>
+    <w:p>
+      <w:pPr>
+        <w:keepNext/>
+        <w:spacing w:before="0" w:after="80"/>
+      </w:pPr>
       <w:r>
         <w:rPr>
           <w:sz w:val="20"/>
           <w:szCs w:val="20"/>
         </w:rPr>
-        <w:t xml:space="preserve"> 컵을 저장한 뒤 컵과 카메라를 옮기고 질의하자 처음 저장한 화면 위치를 가리켰다. 화면 좌표는 카메라가 움직이면 의미를 잃으므로, 물체 위치를 </w:t>
-      </w:r>
-      <w:r>
-        <w:rPr>
-          <w:b/>
-          <w:sz w:val="20"/>
-          <w:szCs w:val="20"/>
-        </w:rPr>
-        <w:t xml:space="preserve">지도 좌표</w:t>
-      </w:r>
-      <w:r>
-        <w:rPr>
-          <w:sz w:val="20"/>
-          <w:szCs w:val="20"/>
-        </w:rPr>
-        <w:t xml:space="preserve">로 저장하고 다시 봤을 때 없으면 </w:t>
-      </w:r>
-      <w:r>
-        <w:rPr>
-          <w:b/>
-          <w:sz w:val="20"/>
-          <w:szCs w:val="20"/>
-        </w:rPr>
-        <w:t xml:space="preserve">베이즈 갱신으로 신뢰도를 낮춰야</w:t>
-      </w:r>
-      <w:r>
-        <w:rPr>
-          <w:sz w:val="20"/>
-          <w:szCs w:val="20"/>
-        </w:rPr>
-        <w:t xml:space="preserve"> 함을 실험으로 확인하였다. 이를 위해 현재 화면을 바로 다시 확인하는 기능(f 명령)을 추가했으며, 로봇 버전에서는 「기억 검색 → 후보 위치 이동 → 현재 화면 재확인」 순서로 사용한다.</w:t>
-      </w:r>
-    </w:p>
-    <w:p>
-      <w:pPr>
-        <w:spacing w:before="0" w:after="80"/>
-      </w:pPr>
-      <w:r>
-        <w:rPr>
-          <w:b/>
-          <w:sz w:val="20"/>
-          <w:szCs w:val="20"/>
-        </w:rPr>
-        <w:t xml:space="preserve">현재 화면 검색 실험:</w:t>
-      </w:r>
-      <w:r>
-        <w:rPr>
-          <w:sz w:val="20"/>
-          <w:szCs w:val="20"/>
-        </w:rPr>
-        <w:t xml:space="preserve"> 화면을 여러 크기의 겹치는 창으로 잘라 CLIP으로 비교하고, 질의 문장을 배경 문장(wall, floor, desk, chair, monitor 등)과 softmax로 경쟁시켜 "배경보다 확실히 그 물체일 확률"을 계산하였다.</w:t>
+        <w:t xml:space="preserve">지금 화면에서 바로 찾는 기능도 시험해 보았다. 화면을 여러 크기의 창으로 잘라 CLIP으로 비교하고, 질문 문장을 벽, 바닥, 책상, 의자 같은 배경 문장과 비교해서 그 물체일 확률을 계산했다.</w:t>
       </w:r>
     </w:p>
     <w:tbl>
@@ -3755,7 +3250,7 @@
                 <w:sz w:val="17"/>
                 <w:szCs w:val="17"/>
               </w:rPr>
-              <w:t xml:space="preserve">4회 모두 확률 1.00, 실제 위치 지목 (1회 약 0.8초, 첫 실행 2.8초)</w:t>
+              <w:t xml:space="preserve">4번 모두 확률 1.00으로 정확한 위치를 찾음 (1회 약 0.8초)</w:t>
             </w:r>
           </w:p>
         </w:tc>
@@ -3773,7 +3268,7 @@
                 <w:sz w:val="17"/>
                 <w:szCs w:val="17"/>
               </w:rPr>
-              <w:t xml:space="preserve">물체가 충분히 크면 위치가 바뀌어도 안정적으로 찾음</w:t>
+              <w:t xml:space="preserve">물체가 충분히 크면 위치가 바뀌어도 잘 찾음</w:t>
             </w:r>
           </w:p>
         </w:tc>
@@ -3832,7 +3327,7 @@
                 <w:sz w:val="17"/>
                 <w:szCs w:val="17"/>
               </w:rPr>
-              <w:t xml:space="preserve">확률 0.5 미만이면 "지금 화면에는 없음"으로 처리</w:t>
+              <w:t xml:space="preserve">0.5 미만이면 화면에 없다고 판단</w:t>
             </w:r>
           </w:p>
         </w:tc>
@@ -3855,7 +3350,7 @@
                 <w:sz w:val="17"/>
                 <w:szCs w:val="17"/>
               </w:rPr>
-              <w:t xml:space="preserve">컵이 작게(화면 폭 약 8%) 의자 옆에 있음</w:t>
+              <w:t xml:space="preserve">컵이 작게(화면 폭의 약 8%) 의자 옆에 있음</w:t>
             </w:r>
           </w:p>
         </w:tc>
@@ -3873,7 +3368,7 @@
                 <w:sz w:val="17"/>
                 <w:szCs w:val="17"/>
               </w:rPr>
-              <w:t xml:space="preserve">컵이 아닌 검은 기둥을 지목 (오답)</w:t>
+              <w:t xml:space="preserve">컵이 아닌 검은 기둥을 가리킴</w:t>
             </w:r>
           </w:p>
         </w:tc>
@@ -3891,7 +3386,7 @@
                 <w:sz w:val="17"/>
                 <w:szCs w:val="17"/>
               </w:rPr>
-              <w:t xml:space="preserve">창 대부분을 의자가 차지해 chair로 분류되고, 배경 문장에 맞지 않는 다른 창이 상대적으로 높은 확률을 받음</w:t>
+              <w:t xml:space="preserve">의자가 창 대부분을 차지해서 다른 창이 상대적으로 높은 확률을 받음</w:t>
             </w:r>
           </w:p>
         </w:tc>
@@ -3908,33 +3403,10 @@
       </w:pPr>
       <w:r>
         <w:rPr>
-          <w:b/>
           <w:sz w:val="20"/>
           <w:szCs w:val="20"/>
         </w:rPr>
-        <w:t xml:space="preserve">개선 방향:</w:t>
-      </w:r>
-      <w:r>
-        <w:rPr>
-          <w:sz w:val="20"/>
-          <w:szCs w:val="20"/>
-        </w:rPr>
-        <w:t xml:space="preserve"> ① 후보 위치로 가까이 이동한 뒤 확인(필수 목표에 적용), ② 화면 1/4 크기 창 추가(34개 → 83개, 효과 검증 예정), ③ NanoOWL 적용: Xavier NX에서 ONNX 변환은 GPU 메모리 한계(약 1.7 GB)로 CPU에서 수행하고 trtexec로 TensorRT FP16 엔진(176 MB)을 생성, 768×768 입력 이미지 인코더 평균 </w:t>
-      </w:r>
-      <w:r>
-        <w:rPr>
-          <w:b/>
-          <w:sz w:val="20"/>
-          <w:szCs w:val="20"/>
-        </w:rPr>
-        <w:t xml:space="preserve">66.8 ms(약 15장/초)</w:t>
-      </w:r>
-      <w:r>
-        <w:rPr>
-          <w:sz w:val="20"/>
-          <w:szCs w:val="20"/>
-        </w:rPr>
-        <w:t xml:space="preserve"> 확인. 정확도 검증과 CLIP 창 검색 비교는 다음 실습에서 진행, ④ detectNet vs YOLO 비교로 오검출(벽걸이 모니터 → laptop 83.6%)·미검출 감소.</w:t>
+        <w:t xml:space="preserve">이 결과를 바탕으로, 로봇은 후보 위치에 가까이 간 다음 확인하도록 하고 작은 물체를 위해 더 작은 창을 추가했다. 검출 단계에서는 detectNet의 오검출(벽걸이 모니터를 laptop으로 인식)을 줄이기 위해 YOLO와 비교해 볼 계획이다. 문장으로 바로 bounding box를 찾는 OWL-ViT 계열 모델(NanoOWL)도 Xavier NX에서 TensorRT 엔진을 만들어 이미지 한 장에 약 67 ms가 걸리는 것까지 확인했고, 시간이 되면 정확도를 비교해 본다.</w:t>
       </w:r>
     </w:p>
     <w:p>
@@ -3948,7 +3420,7 @@
           <w:sz w:val="21"/>
           <w:szCs w:val="21"/>
         </w:rPr>
-        <w:t xml:space="preserve">(9) 평가 지표</w:t>
+        <w:t xml:space="preserve">(9) 평가 방법</w:t>
       </w:r>
     </w:p>
     <w:p>
@@ -3963,18 +3435,10 @@
       </w:pPr>
       <w:r>
         <w:rPr>
-          <w:b/>
           <w:sz w:val="20"/>
           <w:szCs w:val="20"/>
         </w:rPr>
-        <w:t xml:space="preserve">검색 성공률:</w:t>
-      </w:r>
-      <w:r>
-        <w:rPr>
-          <w:sz w:val="20"/>
-          <w:szCs w:val="20"/>
-        </w:rPr>
-        <w:t xml:space="preserve"> 질의 20개 중 올바른 물체 0.5 m 이내 도착 비율 (Top-1 / Top-3)</w:t>
+        <w:t xml:space="preserve">검색 성공률: 질문 20개 중 맞는 물체 0.5 m 안에 도착한 비율 (1순위, 3순위 이내)</w:t>
       </w:r>
     </w:p>
     <w:p>
@@ -3989,18 +3453,10 @@
       </w:pPr>
       <w:r>
         <w:rPr>
-          <w:b/>
           <w:sz w:val="20"/>
           <w:szCs w:val="20"/>
         </w:rPr>
-        <w:t xml:space="preserve">위치 오차(m):</w:t>
-      </w:r>
-      <w:r>
-        <w:rPr>
-          <w:sz w:val="20"/>
-          <w:szCs w:val="20"/>
-        </w:rPr>
-        <w:t xml:space="preserve"> RealSense 깊이 vs LiDAR 비교</w:t>
+        <w:t xml:space="preserve">위치 오차: 추정한 물체 위치와 실제 위치의 거리</w:t>
       </w:r>
     </w:p>
     <w:p>
@@ -4015,18 +3471,10 @@
       </w:pPr>
       <w:r>
         <w:rPr>
-          <w:b/>
           <w:sz w:val="20"/>
           <w:szCs w:val="20"/>
         </w:rPr>
-        <w:t xml:space="preserve">검색 방식 비교:</w:t>
-      </w:r>
-      <w:r>
-        <w:rPr>
-          <w:sz w:val="20"/>
-          <w:szCs w:val="20"/>
-        </w:rPr>
-        <w:t xml:space="preserve"> 고정 클래스(detectNet/YOLO) vs CLIP 자유 문장 검색 성공률</w:t>
+        <w:t xml:space="preserve">고정 클래스 검출만 쓸 때와 CLIP 문장 검색을 쓸 때의 성공률 비교</w:t>
       </w:r>
     </w:p>
     <w:p>
@@ -4041,18 +3489,10 @@
       </w:pPr>
       <w:r>
         <w:rPr>
-          <w:b/>
           <w:sz w:val="20"/>
           <w:szCs w:val="20"/>
         </w:rPr>
-        <w:t xml:space="preserve">확률 기억 유무 비교:</w:t>
-      </w:r>
-      <w:r>
-        <w:rPr>
-          <w:sz w:val="20"/>
-          <w:szCs w:val="20"/>
-        </w:rPr>
-        <w:t xml:space="preserve"> 물체를 옮긴 뒤 신뢰도 갱신 끔/켬에 따른 성공률</w:t>
+        <w:t xml:space="preserve">물체를 옮긴 뒤 확률 갱신을 끄고 켰을 때의 성공률 비교</w:t>
       </w:r>
     </w:p>
     <w:p>
@@ -4067,18 +3507,10 @@
       </w:pPr>
       <w:r>
         <w:rPr>
-          <w:b/>
           <w:sz w:val="20"/>
           <w:szCs w:val="20"/>
         </w:rPr>
-        <w:t xml:space="preserve">시스템 자원:</w:t>
-      </w:r>
-      <w:r>
-        <w:rPr>
-          <w:sz w:val="20"/>
-          <w:szCs w:val="20"/>
-        </w:rPr>
-        <w:t xml:space="preserve"> FPS, 메모리 사용량(jtop), 질의 응답 지연, 원격 vs 탑재 모드 지연</w:t>
+        <w:t xml:space="preserve">FPS, 메모리 사용량(jtop), 질문부터 출발까지 걸리는 시간</w:t>
       </w:r>
     </w:p>
     <w:p>
@@ -4092,7 +3524,7 @@
           <w:sz w:val="21"/>
           <w:szCs w:val="21"/>
         </w:rPr>
-        <w:t xml:space="preserve">(10) 위험 및 대안</w:t>
+        <w:t xml:space="preserve">(10) 예상되는 문제와 대안</w:t>
       </w:r>
     </w:p>
     <w:tbl>
@@ -4140,7 +3572,7 @@
                 <w:sz w:val="17"/>
                 <w:szCs w:val="17"/>
               </w:rPr>
-              <w:t xml:space="preserve">위험</w:t>
+              <w:t xml:space="preserve">문제</w:t>
             </w:r>
           </w:p>
         </w:tc>
@@ -4184,7 +3616,7 @@
                 <w:sz w:val="17"/>
                 <w:szCs w:val="17"/>
               </w:rPr>
-              <w:t xml:space="preserve">ROS 2 배포판 불일치</w:t>
+              <w:t xml:space="preserve">ROS 2 버전이 기기마다 다름</w:t>
             </w:r>
           </w:p>
         </w:tc>
@@ -4202,7 +3634,7 @@
                 <w:sz w:val="17"/>
                 <w:szCs w:val="17"/>
               </w:rPr>
-              <w:t xml:space="preserve">와플파이 배포판 확인 후 통일 방법 결정 (필요 시 Jetson에서 Docker)</w:t>
+              <w:t xml:space="preserve">와플파이 버전 확인 후 맞출 방법 결정 (필요하면 Jetson에서 Docker)</w:t>
             </w:r>
           </w:p>
         </w:tc>
@@ -4225,7 +3657,7 @@
                 <w:sz w:val="17"/>
                 <w:szCs w:val="17"/>
               </w:rPr>
-              <w:t xml:space="preserve">원격 모드 Wi-Fi 대역폭·지연</w:t>
+              <w:t xml:space="preserve">원격 처리 시 Wi-Fi가 느림</w:t>
             </w:r>
           </w:p>
         </w:tc>
@@ -4243,7 +3675,7 @@
                 <w:sz w:val="17"/>
                 <w:szCs w:val="17"/>
               </w:rPr>
-              <w:t xml:space="preserve">압축 영상·해상도 축소 → 부족하면 Jetson 탑재 모드 (승압 컨버터/전용 배터리)</w:t>
+              <w:t xml:space="preserve">영상 압축, 해상도 낮추기. 그래도 부족하면 Jetson 탑재</w:t>
             </w:r>
           </w:p>
         </w:tc>
@@ -4266,7 +3698,7 @@
                 <w:sz w:val="17"/>
                 <w:szCs w:val="17"/>
               </w:rPr>
-              <w:t xml:space="preserve">Jetson GPU 메모리 부족 (10/27 CLIP 실행 중 NvMap 경고, OWL-ViT 변환 중 out of memory 확인)</w:t>
+              <w:t xml:space="preserve">Jetson 메모리 부족 (실습 중 GPU 메모리 부족 경고 확인)</w:t>
             </w:r>
           </w:p>
         </w:tc>
@@ -4284,7 +3716,7 @@
                 <w:sz w:val="17"/>
                 <w:szCs w:val="17"/>
               </w:rPr>
-              <w:t xml:space="preserve">무거운 변환은 CPU에서, CLIP은 검출 시에만, Whisper는 질의 시에만 로드</w:t>
+              <w:t xml:space="preserve">CLIP은 검출할 때만, Whisper는 질문할 때만 실행. 무거운 변환은 CPU에서</w:t>
             </w:r>
           </w:p>
         </w:tc>
@@ -4307,7 +3739,7 @@
                 <w:sz w:val="17"/>
                 <w:szCs w:val="17"/>
               </w:rPr>
-              <w:t xml:space="preserve">RealSense 사용 불가 (2D LiDAR는 책상 위 물체 측정 불가)</w:t>
+              <w:t xml:space="preserve">RealSense를 쓸 수 없음</w:t>
             </w:r>
           </w:p>
         </w:tc>
@@ -4325,7 +3757,7 @@
                 <w:sz w:val="17"/>
                 <w:szCs w:val="17"/>
               </w:rPr>
-              <w:t xml:space="preserve">관측한 로봇 자세 저장 후 그 자리로 이동·재확인, 여러 시점 방향 삼각측량 + EKF, 바닥 물체만 LiDAR 거리 사용</w:t>
+              <w:t xml:space="preserve">본 위치와 방향을 저장해 두고 다시 가서 확인, 여러 위치에서 본 방향으로 삼각측량</w:t>
             </w:r>
           </w:p>
         </w:tc>
@@ -4348,7 +3780,7 @@
                 <w:sz w:val="17"/>
                 <w:szCs w:val="17"/>
               </w:rPr>
-              <w:t xml:space="preserve">자율 주행 불안정 / 음성 인식 부정확</w:t>
+              <w:t xml:space="preserve">자율 주행이 불안정 / 음성 인식이 부정확</w:t>
             </w:r>
           </w:p>
         </w:tc>
@@ -4366,7 +3798,7 @@
                 <w:sz w:val="17"/>
                 <w:szCs w:val="17"/>
               </w:rPr>
-              <w:t xml:space="preserve">텔레옵 순찰로 기억 단계 대체 / 텍스트 입력으로 대체</w:t>
+              <w:t xml:space="preserve">텔레옵으로 돌면서 기억 / 텍스트 입력으로 대체</w:t>
             </w:r>
           </w:p>
         </w:tc>
@@ -4419,7 +3851,7 @@
           <w:sz w:val="18"/>
           <w:szCs w:val="18"/>
         </w:rPr>
-        <w:t xml:space="preserve">A. Radford et al., "Learning Transferable Visual Models From Natural Language Supervision," ICML, 2021. (CLIP)</w:t>
+        <w:t xml:space="preserve">A. Radford et al., "Learning Transferable Visual Models From Natural Language Supervision," ICML, 2021.</w:t>
       </w:r>
     </w:p>
     <w:p>
@@ -4455,7 +3887,7 @@
           <w:sz w:val="18"/>
           <w:szCs w:val="18"/>
         </w:rPr>
-        <w:t xml:space="preserve">B. Chen et al., "Open-vocabulary Queryable Scene Representations for Real World Planning," ICRA, 2023. (NLMap: 로봇 공간 기억 + 자유 문장 질의)</w:t>
+        <w:t xml:space="preserve">B. Chen et al., "Open-vocabulary Queryable Scene Representations for Real World Planning," ICRA, 2023.</w:t>
       </w:r>
     </w:p>
     <w:p>
@@ -4473,133 +3905,7 @@
           <w:sz w:val="18"/>
           <w:szCs w:val="18"/>
         </w:rPr>
-        <w:t xml:space="preserve">W. Liu et al., "SSD: Single Shot MultiBox Detector," ECCV, 2016.</w:t>
-      </w:r>
-    </w:p>
-    <w:p>
-      <w:pPr>
-        <w:pStyle w:val="ac"/>
-        <w:numPr>
-          <w:ilvl w:val="0"/>
-          <w:numId w:val="3"/>
-        </w:numPr>
-        <w:spacing w:before="0" w:after="40"/>
-        <w:ind w:leftChars="0" w:left="400" w:hanging="400"/>
-      </w:pPr>
-      <w:r>
-        <w:rPr>
-          <w:sz w:val="18"/>
-          <w:szCs w:val="18"/>
-        </w:rPr>
-        <w:t xml:space="preserve">M. Sandler et al., "MobileNetV2: Inverted Residuals and Linear Bottlenecks," CVPR, 2018.</w:t>
-      </w:r>
-    </w:p>
-    <w:p>
-      <w:pPr>
-        <w:pStyle w:val="ac"/>
-        <w:numPr>
-          <w:ilvl w:val="0"/>
-          <w:numId w:val="3"/>
-        </w:numPr>
-        <w:spacing w:before="0" w:after="40"/>
-        <w:ind w:leftChars="0" w:left="400" w:hanging="400"/>
-      </w:pPr>
-      <w:r>
-        <w:rPr>
-          <w:sz w:val="18"/>
-          <w:szCs w:val="18"/>
-        </w:rPr>
-        <w:t xml:space="preserve">M. Minderer et al., "Simple Open-Vocabulary Object Detection with Vision Transformers," ECCV, 2022. (OWL-ViT)</w:t>
-      </w:r>
-    </w:p>
-    <w:p>
-      <w:pPr>
-        <w:pStyle w:val="ac"/>
-        <w:numPr>
-          <w:ilvl w:val="0"/>
-          <w:numId w:val="3"/>
-        </w:numPr>
-        <w:spacing w:before="0" w:after="40"/>
-        <w:ind w:leftChars="0" w:left="400" w:hanging="400"/>
-      </w:pPr>
-      <w:r>
-        <w:rPr>
-          <w:sz w:val="18"/>
-          <w:szCs w:val="18"/>
-        </w:rPr>
-        <w:t xml:space="preserve">NVIDIA-AI-IOT, NanoOWL: OWL-ViT optimized to run real-time on NVIDIA Jetson Orin with TensorRT, GitHub. https://github.com/NVIDIA-AI-IOT/nanoowl</w:t>
-      </w:r>
-    </w:p>
-    <w:p>
-      <w:pPr>
-        <w:pStyle w:val="ac"/>
-        <w:numPr>
-          <w:ilvl w:val="0"/>
-          <w:numId w:val="3"/>
-        </w:numPr>
-        <w:spacing w:before="0" w:after="40"/>
-        <w:ind w:leftChars="0" w:left="400" w:hanging="400"/>
-      </w:pPr>
-      <w:r>
-        <w:rPr>
-          <w:sz w:val="18"/>
-          <w:szCs w:val="18"/>
-        </w:rPr>
-        <w:t xml:space="preserve">A. Radford et al., "Robust Speech Recognition via Large-Scale Weak Supervision," ICML, 2023. (Whisper)</w:t>
-      </w:r>
-    </w:p>
-    <w:p>
-      <w:pPr>
-        <w:pStyle w:val="ac"/>
-        <w:numPr>
-          <w:ilvl w:val="0"/>
-          <w:numId w:val="3"/>
-        </w:numPr>
-        <w:spacing w:before="0" w:after="40"/>
-        <w:ind w:leftChars="0" w:left="400" w:hanging="400"/>
-      </w:pPr>
-      <w:r>
-        <w:rPr>
-          <w:sz w:val="18"/>
-          <w:szCs w:val="18"/>
-        </w:rPr>
-        <w:t xml:space="preserve">S. Macenski and I. Jambrecic, "SLAM Toolbox: SLAM for the dynamic world," Journal of Open Source Software, 6(61), 2021.</w:t>
-      </w:r>
-    </w:p>
-    <w:p>
-      <w:pPr>
-        <w:pStyle w:val="ac"/>
-        <w:numPr>
-          <w:ilvl w:val="0"/>
-          <w:numId w:val="3"/>
-        </w:numPr>
-        <w:spacing w:before="0" w:after="40"/>
-        <w:ind w:leftChars="0" w:left="400" w:hanging="400"/>
-      </w:pPr>
-      <w:r>
-        <w:rPr>
-          <w:sz w:val="18"/>
-          <w:szCs w:val="18"/>
-        </w:rPr>
-        <w:t xml:space="preserve">S. Macenski et al., "The Marathon 2: A Navigation System," IEEE/RSJ IROS, 2020. (Nav2)</w:t>
-      </w:r>
-    </w:p>
-    <w:p>
-      <w:pPr>
-        <w:pStyle w:val="ac"/>
-        <w:numPr>
-          <w:ilvl w:val="0"/>
-          <w:numId w:val="3"/>
-        </w:numPr>
-        <w:spacing w:before="0" w:after="40"/>
-        <w:ind w:leftChars="0" w:left="400" w:hanging="400"/>
-      </w:pPr>
-      <w:r>
-        <w:rPr>
-          <w:sz w:val="18"/>
-          <w:szCs w:val="18"/>
-        </w:rPr>
-        <w:t xml:space="preserve">S. Thrun, W. Burgard, D. Fox, Probabilistic Robotics, MIT Press, 2005. (베이즈 필터, Kalman Filter, AMCL)</w:t>
+        <w:t xml:space="preserve">S. Thrun, W. Burgard, D. Fox, Probabilistic Robotics, MIT Press, 2005.</w:t>
       </w:r>
     </w:p>
     <w:sectPr>

--- a/보고서/6조_중간보고서.docx
+++ b/보고서/6조_중간보고서.docx
@@ -2352,7 +2352,7 @@
           <w:sz w:val="19"/>
           <w:szCs w:val="19"/>
         </w:rPr>
-        <w:t xml:space="preserve">지금까지는 Jetson 실습만 진행했고, 로봇을 포함한 본격적인 작업은 11월 5일부터 시작한다.</w:t>
+        <w:t xml:space="preserve">지금까지는 Jetson 실습까지 진행했다. 11월 4일까지는 집과 연구실에서 할 수 있는 준비 작업을 하고, 로봇을 포함한 본격적인 작업은 11월 5일 실습부터 시작한다.</w:t>
       </w:r>
     </w:p>
     <w:tbl>
@@ -2518,6 +2518,65 @@
                 <w:sz w:val="17"/>
                 <w:szCs w:val="17"/>
               </w:rPr>
+              <w:t xml:space="preserve">10/30 ~ 11/4</w:t>
+            </w:r>
+          </w:p>
+        </w:tc>
+        <w:tc>
+          <w:tcPr>
+            <w:tcW w:w="3752" w:type="dxa"/>
+            <w:vAlign w:val="center"/>
+          </w:tcPr>
+          <w:p>
+            <w:pPr>
+              <w:spacing w:before="0" w:after="0"/>
+            </w:pPr>
+            <w:r>
+              <w:rPr>
+                <w:sz w:val="17"/>
+                <w:szCs w:val="17"/>
+              </w:rPr>
+              <w:t xml:space="preserve">YOLO TensorRT 엔진 준비, CLIP 전처리 개선, 연구실 RealSense 깊이 확인</w:t>
+            </w:r>
+          </w:p>
+        </w:tc>
+        <w:tc>
+          <w:tcPr>
+            <w:tcW w:w="3753" w:type="dxa"/>
+            <w:vAlign w:val="center"/>
+          </w:tcPr>
+          <w:p>
+            <w:pPr>
+              <w:spacing w:before="0" w:after="0"/>
+            </w:pPr>
+            <w:r>
+              <w:rPr>
+                <w:sz w:val="17"/>
+                <w:szCs w:val="17"/>
+              </w:rPr>
+              <w:t xml:space="preserve">Gazebo 시뮬레이션으로 SLAM, Nav2 연습, 실습 때 확인할 항목 정리</w:t>
+            </w:r>
+          </w:p>
+        </w:tc>
+      </w:tr>
+      <w:tr>
+        <w:trPr>
+          <w:cantSplit/>
+        </w:trPr>
+        <w:tc>
+          <w:tcPr>
+            <w:tcW w:w="1524" w:type="dxa"/>
+            <w:vAlign w:val="center"/>
+          </w:tcPr>
+          <w:p>
+            <w:pPr>
+              <w:spacing w:before="0" w:after="0"/>
+            </w:pPr>
+            <w:r>
+              <w:rPr>
+                <w:sz w:val="17"/>
+                <w:szCs w:val="17"/>
+              </w:rPr>
               <w:t xml:space="preserve">11/5 ~ 11/11</w:t>
             </w:r>
           </w:p>
@@ -2536,7 +2595,7 @@
                 <w:sz w:val="17"/>
                 <w:szCs w:val="17"/>
               </w:rPr>
-              <w:t xml:space="preserve">detectNet과 YOLO 비교, RealSense 깊이 확인</w:t>
+              <w:t xml:space="preserve">Jetson에서 detectNet과 YOLO 비교</w:t>
             </w:r>
           </w:p>
         </w:tc>

--- a/보고서/6조_중간보고서.docx
+++ b/보고서/6조_중간보고서.docx
@@ -188,7 +188,7 @@
                 <w:sz w:val="20"/>
                 <w:szCs w:val="20"/>
               </w:rPr>
-              <w:t xml:space="preserve">건축공학과</w:t>
+              <w:t xml:space="preserve">건축학부</w:t>
             </w:r>
           </w:p>
         </w:tc>

--- a/보고서/6조_중간보고서.docx
+++ b/보고서/6조_중간보고서.docx
@@ -2229,7 +2229,7 @@
                 <w:sz w:val="17"/>
                 <w:szCs w:val="17"/>
               </w:rPr>
-              <w:t xml:space="preserve">비전, AI</w:t>
+              <w:t xml:space="preserve">로봇, 주행</w:t>
             </w:r>
           </w:p>
         </w:tc>
@@ -2247,7 +2247,7 @@
                 <w:sz w:val="17"/>
                 <w:szCs w:val="17"/>
               </w:rPr>
-              <w:t xml:space="preserve">검출기 비교(detectNet, YOLO), 깊이를 이용한 물체 위치 계산, CLIP 임베딩과 물체 기억 및 검색, 음성 질의, 결과 화면</w:t>
+              <w:t xml:space="preserve">ROS 2 환경 구성, 와플파이와 Jetson 연결, SLAM 지도, AMCL과 Nav2 주행, 카메라와 로봇 사이 좌표 변환(TF) 캘리브레이션, 전체 통합</w:t>
             </w:r>
           </w:p>
         </w:tc>
@@ -2288,7 +2288,7 @@
                 <w:sz w:val="17"/>
                 <w:szCs w:val="17"/>
               </w:rPr>
-              <w:t xml:space="preserve">로봇, 주행</w:t>
+              <w:t xml:space="preserve">비전, AI</w:t>
             </w:r>
           </w:p>
         </w:tc>
@@ -2306,7 +2306,7 @@
                 <w:sz w:val="17"/>
                 <w:szCs w:val="17"/>
               </w:rPr>
-              <w:t xml:space="preserve">ROS 2 환경 구성, 와플파이와 Jetson 연결, SLAM 지도, AMCL과 Nav2 주행, 카메라와 로봇 사이 좌표 변환(TF) 캘리브레이션, 전체 통합</w:t>
+              <w:t xml:space="preserve">검출기 비교(detectNet, YOLO), 깊이를 이용한 물체 위치 계산, CLIP 임베딩과 물체 기억 및 검색, 음성 질의, 결과 화면</w:t>
             </w:r>
           </w:p>
         </w:tc>
